--- a/backend/data/corpus/DOC-20251013-224.docx
+++ b/backend/data/corpus/DOC-20251013-224.docx
@@ -287,15 +287,7 @@
         <w:rPr>
           <w:sz w:val="21"/>
         </w:rPr>
-        <w:t>&gt; An unhurried meeting in the reading room, first one this quarter.</w:t>
-      </w:r>
-    </w:p>
-    <w:p>
-      <w:r>
-        <w:rPr>
-          <w:sz w:val="21"/>
-        </w:rPr>
-        <w:t>&gt; Mentioned session summary from colleague but did not raise any specific finding.</w:t>
+        <w:t>&gt; Asked whether I had seen a review that circulated on service; I had not, and offered nothing in return.</w:t>
       </w:r>
     </w:p>
     <w:p>
@@ -311,7 +303,15 @@
         <w:rPr>
           <w:sz w:val="21"/>
         </w:rPr>
-        <w:t>&gt; Closed there — no specific request.</w:t>
+        <w:t>&gt; Onboarding two medical assistants is the current preoccupation here.</w:t>
+      </w:r>
+    </w:p>
+    <w:p>
+      <w:r>
+        <w:rPr>
+          <w:sz w:val="21"/>
+        </w:rPr>
+        <w:t>&gt; The practice lost two medical assistants and has not backfilled, so the new-patient backlog is slowly recovering.</w:t>
       </w:r>
     </w:p>
     <w:p>
@@ -335,7 +335,15 @@
         <w:rPr>
           <w:sz w:val="21"/>
         </w:rPr>
-        <w:t>&gt; An unexpectedly long conversation over quick coffee, mostly logistics.</w:t>
+        <w:t>&gt; Monitoring intervals during titration are set by clinic routine here rather than by protocol.</w:t>
+      </w:r>
+    </w:p>
+    <w:p>
+      <w:r>
+        <w:rPr>
+          <w:sz w:val="21"/>
+        </w:rPr>
+        <w:t>&gt; The travel schedule this year came up, adn little else.</w:t>
       </w:r>
     </w:p>
     <w:p>
@@ -351,7 +359,7 @@
         <w:rPr>
           <w:sz w:val="21"/>
         </w:rPr>
-        <w:t>&gt; Talked through older half of panel in general terms, without any specific case.</w:t>
+        <w:t>&gt; Spent some time on refractory group adn how workup decisions get sequenced.</w:t>
       </w:r>
     </w:p>
     <w:p>
@@ -375,7 +383,7 @@
         <w:rPr>
           <w:sz w:val="21"/>
         </w:rPr>
-        <w:t>&gt; Described how the older half of the panel is triaged now compared with before.</w:t>
+        <w:t>&gt; A rushed meeting at nurses' station, first one this quarter.</w:t>
       </w:r>
     </w:p>
     <w:p>
@@ -383,7 +391,7 @@
         <w:rPr>
           <w:sz w:val="21"/>
         </w:rPr>
-        <w:t>&gt; No materials requested this time. Asked about safety and confirmed nothing to report.</w:t>
+        <w:t>&gt; Referral patterns into this clinic have changed, and surgical workup list is bigger share than it was.</w:t>
       </w:r>
     </w:p>
     <w:p>
@@ -391,7 +399,7 @@
         <w:rPr>
           <w:sz w:val="21"/>
         </w:rPr>
-        <w:t>&gt; Mentioned session summary from colleague but did not raise any specific finding.</w:t>
+        <w:t>&gt; Described preference for slower titration in general, unrelated to any particular pt.</w:t>
       </w:r>
     </w:p>
     <w:p>
@@ -400,6 +408,14 @@
           <w:sz w:val="21"/>
         </w:rPr>
         <w:t>&gt; Reported another refractory adult is holding steady on the current regimen.</w:t>
+      </w:r>
+    </w:p>
+    <w:p>
+      <w:r>
+        <w:rPr>
+          <w:sz w:val="21"/>
+        </w:rPr>
+        <w:t>&gt; Left it at that, with call later this month to be scheduled.</w:t>
       </w:r>
     </w:p>
     <w:p>
@@ -423,15 +439,7 @@
         <w:rPr>
           <w:sz w:val="21"/>
         </w:rPr>
-        <w:t>&gt; The composition of long-standing pts has shifted over the last year or two.</w:t>
-      </w:r>
-    </w:p>
-    <w:p>
-      <w:r>
-        <w:rPr>
-          <w:sz w:val="21"/>
-        </w:rPr>
-        <w:t>&gt; Mentioned case series someone forwarded but did not raise any specific finding.</w:t>
+        <w:t>&gt; Stopped by between clinic blocks for clipped conversation.</w:t>
       </w:r>
     </w:p>
     <w:p>
@@ -440,6 +448,14 @@
           <w:sz w:val="21"/>
         </w:rPr>
         <w:t>&gt; Reported a treatment-resistant adult went from weekly seizures to rare breakthroughs.</w:t>
+      </w:r>
+    </w:p>
+    <w:p>
+      <w:r>
+        <w:rPr>
+          <w:sz w:val="21"/>
+        </w:rPr>
+        <w:t>&gt; Noted that benefit checks varies by payer and that this is not specific to any one product.</w:t>
       </w:r>
     </w:p>
     <w:p>
@@ -463,7 +479,7 @@
         <w:rPr>
           <w:sz w:val="21"/>
         </w:rPr>
-        <w:t>&gt; Described how surgical workup list is triaged now compared with before.</w:t>
+        <w:t>&gt; A full meeting over a quick coffee, first one this quarter.</w:t>
       </w:r>
     </w:p>
     <w:p>
@@ -471,15 +487,7 @@
         <w:rPr>
           <w:sz w:val="21"/>
         </w:rPr>
-        <w:t>&gt; Mentioned review that circulated on service but did not raise any specific finding.</w:t>
-      </w:r>
-    </w:p>
-    <w:p>
-      <w:r>
-        <w:rPr>
-          <w:sz w:val="21"/>
-        </w:rPr>
-        <w:t>&gt; The appeals process is handled by one person here, which came up as a general frustration.</w:t>
+        <w:t>&gt; Compared notes on which sessions were worth time.</w:t>
       </w:r>
     </w:p>
     <w:p>
@@ -488,6 +496,14 @@
           <w:sz w:val="21"/>
         </w:rPr>
         <w:t>&gt; Requested a summary of interaction considerations for the over-65 group.</w:t>
+      </w:r>
+    </w:p>
+    <w:p>
+      <w:r>
+        <w:rPr>
+          <w:sz w:val="21"/>
+        </w:rPr>
+        <w:t>&gt; The new-pt backlog is slowly recovering since summer, which shapes how much time there is for anything else.</w:t>
       </w:r>
     </w:p>
     <w:p>
@@ -511,7 +527,15 @@
         <w:rPr>
           <w:sz w:val="21"/>
         </w:rPr>
-        <w:t>&gt; Caught a clipped window in reading room between pts.</w:t>
+        <w:t>&gt; Mentioned case series someone forwarded but did not raise any specific finding.</w:t>
+      </w:r>
+    </w:p>
+    <w:p>
+      <w:r>
+        <w:rPr>
+          <w:sz w:val="21"/>
+        </w:rPr>
+        <w:t>&gt; Referral patterns into this clinic have changed, and surgical workup list is a bigger share than it was.</w:t>
       </w:r>
     </w:p>
     <w:p>
@@ -520,14 +544,6 @@
           <w:sz w:val="21"/>
         </w:rPr>
         <w:t>&gt; Was pleased to report that two refractory adults who had failed several medications are now months into markedly fewer seizures.</w:t>
-      </w:r>
-    </w:p>
-    <w:p>
-      <w:r>
-        <w:rPr>
-          <w:sz w:val="21"/>
-        </w:rPr>
-        <w:t>&gt; Talked through the older half of the panel in general terms, without any specific case.</w:t>
       </w:r>
     </w:p>
     <w:p>
@@ -551,7 +567,7 @@
         <w:rPr>
           <w:sz w:val="21"/>
         </w:rPr>
-        <w:t>&gt; An unhurried visit in the back office; the schedule was tight.</w:t>
+        <w:t>&gt; An unexpectedly long visit outside EEG suite; schedule was tight.</w:t>
       </w:r>
     </w:p>
     <w:p>
@@ -567,7 +583,7 @@
         <w:rPr>
           <w:sz w:val="21"/>
         </w:rPr>
-        <w:t>&gt; Described preference for slower titration in general, unrelated to any particular patient.</w:t>
+        <w:t>&gt; Referral patterns into this clinic have changed, adn pediatric-to-adult transfers is bigger share than it was.</w:t>
       </w:r>
     </w:p>
     <w:p>
@@ -591,7 +607,7 @@
         <w:rPr>
           <w:sz w:val="21"/>
         </w:rPr>
-        <w:t>&gt; Asked whether I had seen a review that circulated on service; I had not, and offered nothing in return.</w:t>
+        <w:t>&gt; Described how the surgical workup list is triaged now compared with before.</w:t>
       </w:r>
     </w:p>
     <w:p>
@@ -599,7 +615,7 @@
         <w:rPr>
           <w:sz w:val="21"/>
         </w:rPr>
-        <w:t>&gt; Closed there — no materials requested.</w:t>
+        <w:t>&gt; Coverage paperwork takes longer than the clinical decision, which came up as a general frustration.</w:t>
       </w:r>
     </w:p>
     <w:p>
@@ -608,14 +624,6 @@
           <w:sz w:val="21"/>
         </w:rPr>
         <w:t>&gt; Shared that the longest-standing refractory patient in this panel has had the quietest stretch in years.</w:t>
-      </w:r>
-    </w:p>
-    <w:p>
-      <w:r>
-        <w:rPr>
-          <w:sz w:val="21"/>
-        </w:rPr>
-        <w:t>&gt; Clinic throughput looks better than last year since summer, which shapes how much time there is for anything else.</w:t>
       </w:r>
     </w:p>
     <w:p>
@@ -639,7 +647,7 @@
         <w:rPr>
           <w:sz w:val="21"/>
         </w:rPr>
-        <w:t>&gt; Caught twenty-minute window in the back office between pts.</w:t>
+        <w:t>&gt; Caught a half-hour window outside EEG suite between pts.</w:t>
       </w:r>
     </w:p>
     <w:p>
@@ -647,7 +655,15 @@
         <w:rPr>
           <w:sz w:val="21"/>
         </w:rPr>
-        <w:t>&gt; Referenced a case series someone forwarded in passing.</w:t>
+        <w:t>&gt; No materials requested this time. Asked about safety and confirmed nothing to report.</w:t>
+      </w:r>
+    </w:p>
+    <w:p>
+      <w:r>
+        <w:rPr>
+          <w:sz w:val="21"/>
+        </w:rPr>
+        <w:t>&gt; Mentioned a session summary from a colleague but did not raise any specific finding.</w:t>
       </w:r>
     </w:p>
     <w:p>
